--- a/thesis/chuong_1_gioi_thieu_vi.docx
+++ b/thesis/chuong_1_gioi_thieu_vi.docx
@@ -180,6 +180,91 @@
       </w:r>
       <w:r>
         <w:t xml:space="preserve">duy nhất, khiến kết luận mất đi độ chính xác và che khuất những cơ chế tác động rất khác nhau.</w:t>
+      </w:r>
+    </w:p>
+    <w:p>
+      <w:pPr>
+        <w:pStyle w:val="BodyText"/>
+      </w:pPr>
+      <w:r>
+        <w:t xml:space="preserve">Bối cảnh quốc tế ở thời điểm gần nhất với mốc nộp luận án (tháng 6 năm 2026) củng cố thêm tính cấp thiết của đề tài. Báo cáo</w:t>
+      </w:r>
+      <w:r>
+        <w:t xml:space="preserve"> </w:t>
+      </w:r>
+      <w:r>
+        <w:rPr>
+          <w:iCs/>
+          <w:i/>
+        </w:rPr>
+        <w:t xml:space="preserve">OECD MAGIC Database of Industrial Subsidies</w:t>
+      </w:r>
+      <w:r>
+        <w:t xml:space="preserve"> </w:t>
+      </w:r>
+      <w:r>
+        <w:t xml:space="preserve">phát hành tháng 6 năm 2026 (OECD, 2026) cho thấy mức trợ cấp công nghiệp toàn cầu đã đạt mức cao nhất kể từ cuộc khủng hoảng tài chính 2008-09, ở mức 1,3% doanh thu doanh nghiệp năm 2024 (USD 108 tỷ trên 15 ngành công nghiệp trọng yếu). Doanh nghiệp đóng trụ sở tại Trung Quốc nhận trung bình gấp ba đến tám lần mức trợ cấp so với doanh nghiệp tại các nền kinh tế OECD; tỷ lệ này còn cao hơn rõ rệt so với mức hỗ trợ mà doanh nghiệp tại Brazil, Ấn Độ và Indonesia nhận được. Bối cảnh trợ cấp leo thang này, kết hợp với tỷ lệ thông báo trợ cấp WTO sụt giảm từ 23% năm 1995 lên 70% không tuân thủ vào năm 2025, làm tăng thêm tính dị biệt thể chế giữa các nền kinh tế châu Á và Thái Bình Dương mà luận án đặt vào trung tâm khung phân tích ICRV. Quan trọng hơn về mặt phương pháp luận, OECD (2026) tìm thấy rằng trợ cấp công nghiệp làm tăng</w:t>
+      </w:r>
+      <w:r>
+        <w:t xml:space="preserve"> </w:t>
+      </w:r>
+      <w:r>
+        <w:rPr>
+          <w:iCs/>
+          <w:i/>
+        </w:rPr>
+        <w:t xml:space="preserve">thị phần toàn cầu</w:t>
+      </w:r>
+      <w:r>
+        <w:t xml:space="preserve"> </w:t>
+      </w:r>
+      <w:r>
+        <w:t xml:space="preserve">(khoảng 22% mức tăng thị phần của các doanh nghiệp tăng trưởng 2005-2023 được giải thích bằng trợ cấp; với doanh nghiệp Trung Quốc tỷ lệ này là gần 60%) nhưng</w:t>
+      </w:r>
+      <w:r>
+        <w:t xml:space="preserve"> </w:t>
+      </w:r>
+      <w:r>
+        <w:rPr>
+          <w:iCs/>
+          <w:i/>
+        </w:rPr>
+        <w:t xml:space="preserve">không</w:t>
+      </w:r>
+      <w:r>
+        <w:t xml:space="preserve"> </w:t>
+      </w:r>
+      <w:r>
+        <w:t xml:space="preserve">làm tăng đáng kể</w:t>
+      </w:r>
+      <w:r>
+        <w:t xml:space="preserve"> </w:t>
+      </w:r>
+      <w:r>
+        <w:rPr>
+          <w:iCs/>
+          <w:i/>
+        </w:rPr>
+        <w:t xml:space="preserve">năng suất hay lợi nhuận</w:t>
+      </w:r>
+      <w:r>
+        <w:t xml:space="preserve">. Phát hiện này hậu thuẫn quyết định phương pháp luận trọng tâm của luận án về việc sử dụng</w:t>
+      </w:r>
+      <w:r>
+        <w:t xml:space="preserve"> </w:t>
+      </w:r>
+      <w:r>
+        <w:rPr>
+          <w:iCs/>
+          <w:i/>
+        </w:rPr>
+        <w:t xml:space="preserve">năng suất lao động</w:t>
+      </w:r>
+      <w:r>
+        <w:t xml:space="preserve"> </w:t>
+      </w:r>
+      <w:r>
+        <w:t xml:space="preserve">(chứ không phải thị phần hay doanh thu) làm biến phụ thuộc chính: chỉ số năng suất ít bị bóp méo bởi trợ cấp xuyên quốc gia hơn các thước đo dựa trên doanh thu.</w:t>
       </w:r>
     </w:p>
     <w:p>

--- a/thesis/chuong_1_gioi_thieu_vi.docx
+++ b/thesis/chuong_1_gioi_thieu_vi.docx
@@ -891,7 +891,8 @@
     <w:name w:val="Normal"/>
     <w:qFormat/>
     <w:pPr>
-      <w:spacing w:line="288" w:lineRule="auto"/>
+      <w:ind w:firstLine="567"/>
+      <w:spacing w:line="360" w:lineRule="auto"/>
       <w:jc w:val="both"/>
     </w:pPr>
     <w:rPr>
@@ -905,7 +906,7 @@
     <w:basedOn w:val="Normal"/>
     <w:link w:val="BodyTextChar"/>
     <w:pPr>
-      <w:spacing w:after="180" w:before="180" w:line="288" w:lineRule="auto"/>
+      <w:spacing w:after="180" w:before="180" w:line="360" w:lineRule="auto"/>
       <w:jc w:val="both"/>
     </w:pPr>
     <w:qFormat/>
@@ -921,7 +922,7 @@
     <w:next w:val="BodyText"/>
     <w:qFormat/>
     <w:pPr>
-      <w:spacing w:line="288" w:lineRule="auto"/>
+      <w:spacing w:line="360" w:lineRule="auto"/>
       <w:jc w:val="both"/>
     </w:pPr>
     <w:rPr>
@@ -935,7 +936,7 @@
     <w:basedOn w:val="BodyText"/>
     <w:qFormat/>
     <w:pPr>
-      <w:spacing w:after="36" w:before="36" w:line="288" w:lineRule="auto"/>
+      <w:spacing w:after="36" w:before="36" w:line="360" w:lineRule="auto"/>
       <w:jc w:val="both"/>
     </w:pPr>
     <w:rPr>
@@ -952,7 +953,7 @@
     <w:pPr>
       <w:keepNext/>
       <w:keepLines/>
-      <w:spacing w:after="240" w:before="480" w:line="288" w:lineRule="auto"/>
+      <w:spacing w:after="240" w:before="480" w:line="360" w:lineRule="auto"/>
       <w:jc w:val="both"/>
     </w:pPr>
     <w:rPr>
@@ -972,7 +973,7 @@
     <w:pPr>
       <w:keepNext/>
       <w:keepLines/>
-      <w:spacing w:after="240" w:before="240" w:line="288" w:lineRule="auto"/>
+      <w:spacing w:after="240" w:before="240" w:line="360" w:lineRule="auto"/>
       <w:jc w:val="both"/>
     </w:pPr>
     <w:rPr>
@@ -989,7 +990,7 @@
     <w:pPr>
       <w:keepNext/>
       <w:keepLines/>
-      <w:spacing w:line="288" w:lineRule="auto"/>
+      <w:spacing w:line="360" w:lineRule="auto"/>
       <w:jc w:val="both"/>
     </w:pPr>
     <w:rPr>
@@ -1005,7 +1006,7 @@
     <w:pPr>
       <w:keepNext/>
       <w:keepLines/>
-      <w:spacing w:line="288" w:lineRule="auto"/>
+      <w:spacing w:line="360" w:lineRule="auto"/>
       <w:jc w:val="both"/>
     </w:pPr>
     <w:rPr>
@@ -1023,7 +1024,7 @@
       <w:keepNext/>
       <w:keepLines/>
       <w:jc w:val="both"/>
-      <w:spacing w:after="0" w:before="300" w:line="288" w:lineRule="auto"/>
+      <w:spacing w:after="0" w:before="300" w:line="360" w:lineRule="auto"/>
     </w:pPr>
     <w:rPr>
       <w:color w:val="000000"/>
@@ -1041,7 +1042,7 @@
     <w:pPr>
       <w:keepNext/>
       <w:keepLines/>
-      <w:spacing w:after="300" w:before="100" w:line="288" w:lineRule="auto"/>
+      <w:spacing w:after="300" w:before="100" w:line="360" w:lineRule="auto"/>
       <w:jc w:val="both"/>
     </w:pPr>
     <w:rPr>
@@ -1057,7 +1058,7 @@
     <w:next w:val="Bibliography"/>
     <w:qFormat/>
     <w:pPr>
-      <w:spacing w:line="288" w:lineRule="auto"/>
+      <w:spacing w:line="360" w:lineRule="auto"/>
       <w:jc w:val="both"/>
     </w:pPr>
     <w:rPr>
@@ -1075,8 +1076,8 @@
     <w:pPr>
       <w:keepNext/>
       <w:keepLines/>
-      <w:spacing w:after="0" w:before="480" w:line="288" w:lineRule="auto"/>
-      <w:jc w:val="both"/>
+      <w:spacing w:after="0" w:before="480" w:line="360" w:lineRule="auto"/>
+      <w:jc w:val="center"/>
       <w:outlineLvl w:val="0"/>
     </w:pPr>
     <w:rPr>
@@ -1084,7 +1085,7 @@
       <w:b/>
       <w:bCs/>
       <w:color w:val="000000"/>
-      <w:sz w:val="26"/>
+      <w:sz w:val="32"/>
       <w:szCs w:val="32"/>
     </w:rPr>
   </w:style>
@@ -1098,7 +1099,7 @@
     <w:pPr>
       <w:keepNext/>
       <w:keepLines/>
-      <w:spacing w:after="0" w:before="200" w:line="288" w:lineRule="auto"/>
+      <w:spacing w:after="0" w:before="200" w:line="360" w:lineRule="auto"/>
       <w:jc w:val="both"/>
       <w:outlineLvl w:val="1"/>
     </w:pPr>
@@ -1107,7 +1108,7 @@
       <w:b/>
       <w:bCs/>
       <w:color w:val="000000"/>
-      <w:sz w:val="26"/>
+      <w:sz w:val="28"/>
       <w:szCs w:val="28"/>
     </w:rPr>
   </w:style>
@@ -1121,7 +1122,7 @@
     <w:pPr>
       <w:keepNext/>
       <w:keepLines/>
-      <w:spacing w:after="0" w:before="200" w:line="288" w:lineRule="auto"/>
+      <w:spacing w:after="0" w:before="200" w:line="360" w:lineRule="auto"/>
       <w:jc w:val="both"/>
       <w:outlineLvl w:val="2"/>
     </w:pPr>
@@ -1144,7 +1145,7 @@
     <w:pPr>
       <w:keepNext/>
       <w:keepLines/>
-      <w:spacing w:after="0" w:before="200" w:line="288" w:lineRule="auto"/>
+      <w:spacing w:after="0" w:before="200" w:line="360" w:lineRule="auto"/>
       <w:jc w:val="both"/>
       <w:outlineLvl w:val="3"/>
     </w:pPr>
@@ -1167,7 +1168,7 @@
     <w:pPr>
       <w:keepNext/>
       <w:keepLines/>
-      <w:spacing w:after="0" w:before="200" w:line="288" w:lineRule="auto"/>
+      <w:spacing w:after="0" w:before="200" w:line="360" w:lineRule="auto"/>
       <w:jc w:val="both"/>
       <w:outlineLvl w:val="4"/>
     </w:pPr>
@@ -1189,7 +1190,7 @@
     <w:pPr>
       <w:keepNext/>
       <w:keepLines/>
-      <w:spacing w:after="0" w:before="200" w:line="288" w:lineRule="auto"/>
+      <w:spacing w:after="0" w:before="200" w:line="360" w:lineRule="auto"/>
       <w:jc w:val="both"/>
       <w:outlineLvl w:val="5"/>
     </w:pPr>
@@ -1210,7 +1211,7 @@
     <w:pPr>
       <w:keepNext/>
       <w:keepLines/>
-      <w:spacing w:after="0" w:before="200" w:line="288" w:lineRule="auto"/>
+      <w:spacing w:after="0" w:before="200" w:line="360" w:lineRule="auto"/>
       <w:jc w:val="both"/>
       <w:outlineLvl w:val="6"/>
     </w:pPr>
@@ -1231,7 +1232,7 @@
     <w:pPr>
       <w:keepNext/>
       <w:keepLines/>
-      <w:spacing w:after="0" w:before="200" w:line="288" w:lineRule="auto"/>
+      <w:spacing w:after="0" w:before="200" w:line="360" w:lineRule="auto"/>
       <w:jc w:val="both"/>
       <w:outlineLvl w:val="7"/>
     </w:pPr>
@@ -1252,7 +1253,7 @@
     <w:pPr>
       <w:keepNext/>
       <w:keepLines/>
-      <w:spacing w:after="0" w:before="200" w:line="288" w:lineRule="auto"/>
+      <w:spacing w:after="0" w:before="200" w:line="360" w:lineRule="auto"/>
       <w:jc w:val="both"/>
       <w:outlineLvl w:val="8"/>
     </w:pPr>
@@ -1271,7 +1272,7 @@
     <w:unhideWhenUsed/>
     <w:qFormat/>
     <w:pPr>
-      <w:spacing w:after="100" w:before="100" w:line="288" w:lineRule="auto"/>
+      <w:spacing w:after="100" w:before="100" w:line="360" w:lineRule="auto"/>
       <w:ind w:firstLine="0" w:left="480" w:right="480"/>
       <w:jc w:val="both"/>
     </w:pPr>
@@ -1289,7 +1290,7 @@
     <w:unhideWhenUsed/>
     <w:qFormat/>
     <w:pPr>
-      <w:spacing w:line="288" w:lineRule="auto"/>
+      <w:spacing w:line="360" w:lineRule="auto"/>
       <w:jc w:val="both"/>
     </w:pPr>
     <w:rPr>
@@ -1315,7 +1316,7 @@
     <w:unhideWhenUsed/>
     <w:qFormat/>
     <w:pPr>
-      <w:spacing w:line="288" w:lineRule="auto"/>
+      <w:spacing w:line="360" w:lineRule="auto"/>
       <w:jc w:val="both"/>
     </w:pPr>
     <w:rPr>
@@ -1355,7 +1356,7 @@
     <w:pPr>
       <w:keepNext/>
       <w:keepLines/>
-      <w:spacing w:after="0" w:line="288" w:lineRule="auto"/>
+      <w:spacing w:after="0" w:line="360" w:lineRule="auto"/>
       <w:jc w:val="both"/>
     </w:pPr>
     <w:rPr>
@@ -1369,7 +1370,7 @@
     <w:name w:val="Definition"/>
     <w:basedOn w:val="Normal"/>
     <w:pPr>
-      <w:spacing w:line="288" w:lineRule="auto"/>
+      <w:spacing w:line="360" w:lineRule="auto"/>
       <w:jc w:val="both"/>
     </w:pPr>
     <w:rPr>
@@ -1383,7 +1384,7 @@
     <w:basedOn w:val="Normal"/>
     <w:link w:val="BodyTextChar"/>
     <w:pPr>
-      <w:spacing w:after="120" w:before="0" w:line="288" w:lineRule="auto"/>
+      <w:spacing w:after="120" w:before="0" w:line="360" w:lineRule="auto"/>
       <w:jc w:val="both"/>
     </w:pPr>
     <w:rPr>
@@ -1398,7 +1399,7 @@
     <w:basedOn w:val="Caption"/>
     <w:pPr>
       <w:keepNext/>
-      <w:spacing w:line="288" w:lineRule="auto"/>
+      <w:spacing w:line="360" w:lineRule="auto"/>
       <w:jc w:val="both"/>
     </w:pPr>
     <w:rPr>
@@ -1411,7 +1412,7 @@
     <w:name w:val="Image Caption"/>
     <w:basedOn w:val="Caption"/>
     <w:pPr>
-      <w:spacing w:line="288" w:lineRule="auto"/>
+      <w:spacing w:line="360" w:lineRule="auto"/>
       <w:jc w:val="both"/>
     </w:pPr>
     <w:rPr>
@@ -1424,7 +1425,7 @@
     <w:name w:val="Figure"/>
     <w:basedOn w:val="Normal"/>
     <w:pPr>
-      <w:spacing w:line="288" w:lineRule="auto"/>
+      <w:spacing w:line="360" w:lineRule="auto"/>
       <w:jc w:val="both"/>
     </w:pPr>
     <w:rPr>
@@ -1438,7 +1439,7 @@
     <w:basedOn w:val="Figure"/>
     <w:pPr>
       <w:keepNext/>
-      <w:spacing w:line="288" w:lineRule="auto"/>
+      <w:spacing w:line="360" w:lineRule="auto"/>
       <w:jc w:val="both"/>
     </w:pPr>
     <w:rPr>
@@ -1502,7 +1503,7 @@
     <w:unhideWhenUsed/>
     <w:qFormat/>
     <w:pPr>
-      <w:spacing w:before="240" w:line="288" w:lineRule="auto"/>
+      <w:spacing w:before="240" w:line="360" w:lineRule="auto"/>
       <w:jc w:val="both"/>
       <w:outlineLvl w:val="9"/>
     </w:pPr>

--- a/thesis/chuong_1_gioi_thieu_vi.docx
+++ b/thesis/chuong_1_gioi_thieu_vi.docx
@@ -892,7 +892,7 @@
     <w:qFormat/>
     <w:pPr>
       <w:ind w:firstLine="567"/>
-      <w:spacing w:line="360" w:lineRule="auto"/>
+      <w:spacing w:line="288" w:lineRule="auto"/>
       <w:jc w:val="both"/>
     </w:pPr>
     <w:rPr>
@@ -906,7 +906,7 @@
     <w:basedOn w:val="Normal"/>
     <w:link w:val="BodyTextChar"/>
     <w:pPr>
-      <w:spacing w:after="180" w:before="180" w:line="360" w:lineRule="auto"/>
+      <w:spacing w:after="180" w:before="180" w:line="288" w:lineRule="auto"/>
       <w:jc w:val="both"/>
     </w:pPr>
     <w:qFormat/>
@@ -922,7 +922,7 @@
     <w:next w:val="BodyText"/>
     <w:qFormat/>
     <w:pPr>
-      <w:spacing w:line="360" w:lineRule="auto"/>
+      <w:spacing w:line="288" w:lineRule="auto"/>
       <w:jc w:val="both"/>
     </w:pPr>
     <w:rPr>
@@ -936,7 +936,7 @@
     <w:basedOn w:val="BodyText"/>
     <w:qFormat/>
     <w:pPr>
-      <w:spacing w:after="36" w:before="36" w:line="360" w:lineRule="auto"/>
+      <w:spacing w:after="36" w:before="36" w:line="288" w:lineRule="auto"/>
       <w:jc w:val="both"/>
     </w:pPr>
     <w:rPr>
@@ -953,7 +953,7 @@
     <w:pPr>
       <w:keepNext/>
       <w:keepLines/>
-      <w:spacing w:after="240" w:before="480" w:line="360" w:lineRule="auto"/>
+      <w:spacing w:after="240" w:before="480" w:line="288" w:lineRule="auto"/>
       <w:jc w:val="both"/>
     </w:pPr>
     <w:rPr>
@@ -973,7 +973,7 @@
     <w:pPr>
       <w:keepNext/>
       <w:keepLines/>
-      <w:spacing w:after="240" w:before="240" w:line="360" w:lineRule="auto"/>
+      <w:spacing w:after="240" w:before="240" w:line="288" w:lineRule="auto"/>
       <w:jc w:val="both"/>
     </w:pPr>
     <w:rPr>
@@ -990,7 +990,7 @@
     <w:pPr>
       <w:keepNext/>
       <w:keepLines/>
-      <w:spacing w:line="360" w:lineRule="auto"/>
+      <w:spacing w:line="288" w:lineRule="auto"/>
       <w:jc w:val="both"/>
     </w:pPr>
     <w:rPr>
@@ -1006,7 +1006,7 @@
     <w:pPr>
       <w:keepNext/>
       <w:keepLines/>
-      <w:spacing w:line="360" w:lineRule="auto"/>
+      <w:spacing w:line="288" w:lineRule="auto"/>
       <w:jc w:val="both"/>
     </w:pPr>
     <w:rPr>
@@ -1024,7 +1024,7 @@
       <w:keepNext/>
       <w:keepLines/>
       <w:jc w:val="both"/>
-      <w:spacing w:after="0" w:before="300" w:line="360" w:lineRule="auto"/>
+      <w:spacing w:after="0" w:before="300" w:line="288" w:lineRule="auto"/>
     </w:pPr>
     <w:rPr>
       <w:color w:val="000000"/>
@@ -1042,7 +1042,7 @@
     <w:pPr>
       <w:keepNext/>
       <w:keepLines/>
-      <w:spacing w:after="300" w:before="100" w:line="360" w:lineRule="auto"/>
+      <w:spacing w:after="300" w:before="100" w:line="288" w:lineRule="auto"/>
       <w:jc w:val="both"/>
     </w:pPr>
     <w:rPr>
@@ -1058,7 +1058,7 @@
     <w:next w:val="Bibliography"/>
     <w:qFormat/>
     <w:pPr>
-      <w:spacing w:line="360" w:lineRule="auto"/>
+      <w:spacing w:line="288" w:lineRule="auto"/>
       <w:jc w:val="both"/>
     </w:pPr>
     <w:rPr>
@@ -1076,7 +1076,7 @@
     <w:pPr>
       <w:keepNext/>
       <w:keepLines/>
-      <w:spacing w:after="0" w:before="480" w:line="360" w:lineRule="auto"/>
+      <w:spacing w:after="0" w:before="480" w:line="288" w:lineRule="auto"/>
       <w:jc w:val="center"/>
       <w:outlineLvl w:val="0"/>
     </w:pPr>
@@ -1085,7 +1085,7 @@
       <w:b/>
       <w:bCs/>
       <w:color w:val="000000"/>
-      <w:sz w:val="32"/>
+      <w:sz w:val="28"/>
       <w:szCs w:val="32"/>
     </w:rPr>
   </w:style>
@@ -1099,7 +1099,7 @@
     <w:pPr>
       <w:keepNext/>
       <w:keepLines/>
-      <w:spacing w:after="0" w:before="200" w:line="360" w:lineRule="auto"/>
+      <w:spacing w:after="0" w:before="200" w:line="288" w:lineRule="auto"/>
       <w:jc w:val="both"/>
       <w:outlineLvl w:val="1"/>
     </w:pPr>
@@ -1108,7 +1108,7 @@
       <w:b/>
       <w:bCs/>
       <w:color w:val="000000"/>
-      <w:sz w:val="28"/>
+      <w:sz w:val="26"/>
       <w:szCs w:val="28"/>
     </w:rPr>
   </w:style>
@@ -1122,7 +1122,7 @@
     <w:pPr>
       <w:keepNext/>
       <w:keepLines/>
-      <w:spacing w:after="0" w:before="200" w:line="360" w:lineRule="auto"/>
+      <w:spacing w:after="0" w:before="200" w:line="288" w:lineRule="auto"/>
       <w:jc w:val="both"/>
       <w:outlineLvl w:val="2"/>
     </w:pPr>
@@ -1145,7 +1145,7 @@
     <w:pPr>
       <w:keepNext/>
       <w:keepLines/>
-      <w:spacing w:after="0" w:before="200" w:line="360" w:lineRule="auto"/>
+      <w:spacing w:after="0" w:before="200" w:line="288" w:lineRule="auto"/>
       <w:jc w:val="both"/>
       <w:outlineLvl w:val="3"/>
     </w:pPr>
@@ -1168,7 +1168,7 @@
     <w:pPr>
       <w:keepNext/>
       <w:keepLines/>
-      <w:spacing w:after="0" w:before="200" w:line="360" w:lineRule="auto"/>
+      <w:spacing w:after="0" w:before="200" w:line="288" w:lineRule="auto"/>
       <w:jc w:val="both"/>
       <w:outlineLvl w:val="4"/>
     </w:pPr>
@@ -1190,7 +1190,7 @@
     <w:pPr>
       <w:keepNext/>
       <w:keepLines/>
-      <w:spacing w:after="0" w:before="200" w:line="360" w:lineRule="auto"/>
+      <w:spacing w:after="0" w:before="200" w:line="288" w:lineRule="auto"/>
       <w:jc w:val="both"/>
       <w:outlineLvl w:val="5"/>
     </w:pPr>
@@ -1211,7 +1211,7 @@
     <w:pPr>
       <w:keepNext/>
       <w:keepLines/>
-      <w:spacing w:after="0" w:before="200" w:line="360" w:lineRule="auto"/>
+      <w:spacing w:after="0" w:before="200" w:line="288" w:lineRule="auto"/>
       <w:jc w:val="both"/>
       <w:outlineLvl w:val="6"/>
     </w:pPr>
@@ -1232,7 +1232,7 @@
     <w:pPr>
       <w:keepNext/>
       <w:keepLines/>
-      <w:spacing w:after="0" w:before="200" w:line="360" w:lineRule="auto"/>
+      <w:spacing w:after="0" w:before="200" w:line="288" w:lineRule="auto"/>
       <w:jc w:val="both"/>
       <w:outlineLvl w:val="7"/>
     </w:pPr>
@@ -1253,7 +1253,7 @@
     <w:pPr>
       <w:keepNext/>
       <w:keepLines/>
-      <w:spacing w:after="0" w:before="200" w:line="360" w:lineRule="auto"/>
+      <w:spacing w:after="0" w:before="200" w:line="288" w:lineRule="auto"/>
       <w:jc w:val="both"/>
       <w:outlineLvl w:val="8"/>
     </w:pPr>
@@ -1272,7 +1272,7 @@
     <w:unhideWhenUsed/>
     <w:qFormat/>
     <w:pPr>
-      <w:spacing w:after="100" w:before="100" w:line="360" w:lineRule="auto"/>
+      <w:spacing w:after="100" w:before="100" w:line="288" w:lineRule="auto"/>
       <w:ind w:firstLine="0" w:left="480" w:right="480"/>
       <w:jc w:val="both"/>
     </w:pPr>
@@ -1290,7 +1290,7 @@
     <w:unhideWhenUsed/>
     <w:qFormat/>
     <w:pPr>
-      <w:spacing w:line="360" w:lineRule="auto"/>
+      <w:spacing w:line="288" w:lineRule="auto"/>
       <w:jc w:val="both"/>
     </w:pPr>
     <w:rPr>
@@ -1316,7 +1316,7 @@
     <w:unhideWhenUsed/>
     <w:qFormat/>
     <w:pPr>
-      <w:spacing w:line="360" w:lineRule="auto"/>
+      <w:spacing w:line="288" w:lineRule="auto"/>
       <w:jc w:val="both"/>
     </w:pPr>
     <w:rPr>
@@ -1356,7 +1356,7 @@
     <w:pPr>
       <w:keepNext/>
       <w:keepLines/>
-      <w:spacing w:after="0" w:line="360" w:lineRule="auto"/>
+      <w:spacing w:after="0" w:line="288" w:lineRule="auto"/>
       <w:jc w:val="both"/>
     </w:pPr>
     <w:rPr>
@@ -1370,7 +1370,7 @@
     <w:name w:val="Definition"/>
     <w:basedOn w:val="Normal"/>
     <w:pPr>
-      <w:spacing w:line="360" w:lineRule="auto"/>
+      <w:spacing w:line="288" w:lineRule="auto"/>
       <w:jc w:val="both"/>
     </w:pPr>
     <w:rPr>
@@ -1384,7 +1384,7 @@
     <w:basedOn w:val="Normal"/>
     <w:link w:val="BodyTextChar"/>
     <w:pPr>
-      <w:spacing w:after="120" w:before="0" w:line="360" w:lineRule="auto"/>
+      <w:spacing w:after="120" w:before="0" w:line="288" w:lineRule="auto"/>
       <w:jc w:val="both"/>
     </w:pPr>
     <w:rPr>
@@ -1399,7 +1399,7 @@
     <w:basedOn w:val="Caption"/>
     <w:pPr>
       <w:keepNext/>
-      <w:spacing w:line="360" w:lineRule="auto"/>
+      <w:spacing w:line="288" w:lineRule="auto"/>
       <w:jc w:val="both"/>
     </w:pPr>
     <w:rPr>
@@ -1412,7 +1412,7 @@
     <w:name w:val="Image Caption"/>
     <w:basedOn w:val="Caption"/>
     <w:pPr>
-      <w:spacing w:line="360" w:lineRule="auto"/>
+      <w:spacing w:line="288" w:lineRule="auto"/>
       <w:jc w:val="both"/>
     </w:pPr>
     <w:rPr>
@@ -1425,7 +1425,7 @@
     <w:name w:val="Figure"/>
     <w:basedOn w:val="Normal"/>
     <w:pPr>
-      <w:spacing w:line="360" w:lineRule="auto"/>
+      <w:spacing w:line="288" w:lineRule="auto"/>
       <w:jc w:val="both"/>
     </w:pPr>
     <w:rPr>
@@ -1439,7 +1439,7 @@
     <w:basedOn w:val="Figure"/>
     <w:pPr>
       <w:keepNext/>
-      <w:spacing w:line="360" w:lineRule="auto"/>
+      <w:spacing w:line="288" w:lineRule="auto"/>
       <w:jc w:val="both"/>
     </w:pPr>
     <w:rPr>
@@ -1503,7 +1503,7 @@
     <w:unhideWhenUsed/>
     <w:qFormat/>
     <w:pPr>
-      <w:spacing w:before="240" w:line="360" w:lineRule="auto"/>
+      <w:spacing w:before="240" w:line="288" w:lineRule="auto"/>
       <w:jc w:val="both"/>
       <w:outlineLvl w:val="9"/>
     </w:pPr>
